--- a/Documentation/Week 3/Meeting_Agenda_Week_3_Client_Meeting.docx
+++ b/Documentation/Week 3/Meeting_Agenda_Week_3_Client_Meeting.docx
@@ -361,7 +361,23 @@
                 <w:sz w:val="24"/>
                 <w:szCs w:val="24"/>
               </w:rPr>
-              <w:t>Mojoco</w:t>
+              <w:t>M</w:t>
+            </w:r>
+            <w:r>
+              <w:rPr>
+                <w:rFonts w:ascii="Times New Roman" w:hAnsi="Times New Roman" w:cs="Times New Roman"/>
+                <w:sz w:val="24"/>
+                <w:szCs w:val="24"/>
+              </w:rPr>
+              <w:t>u</w:t>
+            </w:r>
+            <w:r>
+              <w:rPr>
+                <w:rFonts w:ascii="Times New Roman" w:hAnsi="Times New Roman" w:cs="Times New Roman"/>
+                <w:sz w:val="24"/>
+                <w:szCs w:val="24"/>
+              </w:rPr>
+              <w:t>joco</w:t>
             </w:r>
             <w:proofErr w:type="spellEnd"/>
           </w:p>
@@ -477,7 +493,61 @@
             <w:pPr>
               <w:pStyle w:val="ListParagraph"/>
               <w:numPr>
+                <w:ilvl w:val="0"/>
+                <w:numId w:val="1"/>
+              </w:numPr>
+              <w:spacing w:line="360" w:lineRule="auto"/>
+              <w:rPr>
+                <w:rFonts w:ascii="Times New Roman" w:hAnsi="Times New Roman" w:cs="Times New Roman"/>
+                <w:sz w:val="24"/>
+                <w:szCs w:val="24"/>
+              </w:rPr>
+            </w:pPr>
+            <w:r>
+              <w:rPr>
+                <w:rFonts w:ascii="Times New Roman" w:hAnsi="Times New Roman" w:cs="Times New Roman"/>
+                <w:sz w:val="24"/>
+                <w:szCs w:val="24"/>
+              </w:rPr>
+              <w:t>Project acceptance tests</w:t>
+            </w:r>
+          </w:p>
+          <w:p>
+            <w:pPr>
+              <w:pStyle w:val="ListParagraph"/>
+              <w:numPr>
                 <w:ilvl w:val="1"/>
+                <w:numId w:val="1"/>
+              </w:numPr>
+              <w:spacing w:line="360" w:lineRule="auto"/>
+              <w:rPr>
+                <w:rFonts w:ascii="Times New Roman" w:hAnsi="Times New Roman" w:cs="Times New Roman"/>
+                <w:sz w:val="24"/>
+                <w:szCs w:val="24"/>
+              </w:rPr>
+            </w:pPr>
+            <w:r>
+              <w:rPr>
+                <w:rFonts w:ascii="Times New Roman" w:hAnsi="Times New Roman" w:cs="Times New Roman"/>
+                <w:sz w:val="24"/>
+                <w:szCs w:val="24"/>
+              </w:rPr>
+              <w:t>How will we know if the project has been successful</w:t>
+            </w:r>
+            <w:r>
+              <w:rPr>
+                <w:rFonts w:ascii="Times New Roman" w:hAnsi="Times New Roman" w:cs="Times New Roman"/>
+                <w:sz w:val="24"/>
+                <w:szCs w:val="24"/>
+              </w:rPr>
+              <w:t>?</w:t>
+            </w:r>
+          </w:p>
+          <w:p>
+            <w:pPr>
+              <w:pStyle w:val="ListParagraph"/>
+              <w:numPr>
+                <w:ilvl w:val="0"/>
                 <w:numId w:val="1"/>
               </w:numPr>
               <w:spacing w:line="360" w:lineRule="auto"/>
@@ -504,14 +574,6 @@
                 <w:szCs w:val="24"/>
               </w:rPr>
             </w:pPr>
-            <w:r>
-              <w:rPr>
-                <w:rFonts w:ascii="Times New Roman" w:hAnsi="Times New Roman" w:cs="Times New Roman"/>
-                <w:sz w:val="24"/>
-                <w:szCs w:val="24"/>
-              </w:rPr>
-              <w:t>Discussions/Clarifications</w:t>
-            </w:r>
           </w:p>
         </w:tc>
         <w:tc>
@@ -520,11 +582,6 @@
           </w:tcPr>
           <w:p>
             <w:pPr>
-              <w:pStyle w:val="ListParagraph"/>
-              <w:numPr>
-                <w:ilvl w:val="0"/>
-                <w:numId w:val="1"/>
-              </w:numPr>
               <w:spacing w:line="360" w:lineRule="auto"/>
               <w:rPr>
                 <w:rFonts w:ascii="Times New Roman" w:hAnsi="Times New Roman" w:cs="Times New Roman"/>
@@ -567,7 +624,7 @@
             <w:pPr>
               <w:pStyle w:val="ListParagraph"/>
               <w:numPr>
-                <w:ilvl w:val="0"/>
+                <w:ilvl w:val="1"/>
                 <w:numId w:val="1"/>
               </w:numPr>
               <w:spacing w:line="360" w:lineRule="auto"/>
@@ -611,17 +668,21 @@
           <w:p>
             <w:pPr>
               <w:pStyle w:val="ListParagraph"/>
-              <w:numPr>
-                <w:ilvl w:val="0"/>
-                <w:numId w:val="1"/>
-              </w:numPr>
-              <w:spacing w:line="360" w:lineRule="auto"/>
-              <w:rPr>
-                <w:rFonts w:ascii="Times New Roman" w:hAnsi="Times New Roman" w:cs="Times New Roman"/>
-                <w:sz w:val="24"/>
-                <w:szCs w:val="24"/>
-              </w:rPr>
-            </w:pPr>
+              <w:spacing w:line="360" w:lineRule="auto"/>
+              <w:rPr>
+                <w:rFonts w:ascii="Times New Roman" w:hAnsi="Times New Roman" w:cs="Times New Roman"/>
+                <w:sz w:val="24"/>
+                <w:szCs w:val="24"/>
+              </w:rPr>
+            </w:pPr>
+            <w:r>
+              <w:rPr>
+                <w:rFonts w:ascii="Times New Roman" w:hAnsi="Times New Roman" w:cs="Times New Roman"/>
+                <w:sz w:val="24"/>
+                <w:szCs w:val="24"/>
+              </w:rPr>
+              <w:t>12/08/2026</w:t>
+            </w:r>
           </w:p>
         </w:tc>
       </w:tr>

--- a/Documentation/Week 3/Meeting_Agenda_Week_3_Client_Meeting.docx
+++ b/Documentation/Week 3/Meeting_Agenda_Week_3_Client_Meeting.docx
@@ -352,16 +352,7 @@
                 <w:sz w:val="24"/>
                 <w:szCs w:val="24"/>
               </w:rPr>
-              <w:t xml:space="preserve">Discuss </w:t>
-            </w:r>
-            <w:proofErr w:type="spellStart"/>
-            <w:r>
-              <w:rPr>
-                <w:rFonts w:ascii="Times New Roman" w:hAnsi="Times New Roman" w:cs="Times New Roman"/>
-                <w:sz w:val="24"/>
-                <w:szCs w:val="24"/>
-              </w:rPr>
-              <w:t>M</w:t>
+              <w:t>Discuss M</w:t>
             </w:r>
             <w:r>
               <w:rPr>
@@ -379,7 +370,6 @@
               </w:rPr>
               <w:t>joco</w:t>
             </w:r>
-            <w:proofErr w:type="spellEnd"/>
           </w:p>
           <w:p>
             <w:pPr>
@@ -557,6 +547,61 @@
                 <w:szCs w:val="24"/>
               </w:rPr>
             </w:pPr>
+            <w:r>
+              <w:rPr>
+                <w:rFonts w:ascii="Times New Roman" w:hAnsi="Times New Roman" w:cs="Times New Roman"/>
+                <w:sz w:val="24"/>
+                <w:szCs w:val="24"/>
+              </w:rPr>
+              <w:t>If tell robot</w:t>
+            </w:r>
+            <w:r>
+              <w:rPr>
+                <w:rFonts w:ascii="Times New Roman" w:hAnsi="Times New Roman" w:cs="Times New Roman"/>
+                <w:sz w:val="24"/>
+                <w:szCs w:val="24"/>
+              </w:rPr>
+              <w:t xml:space="preserve"> -&gt; follow person in black tshirt -&gt; follow at constant distance</w:t>
+            </w:r>
+          </w:p>
+          <w:p>
+            <w:pPr>
+              <w:pStyle w:val="ListParagraph"/>
+              <w:numPr>
+                <w:ilvl w:val="0"/>
+                <w:numId w:val="1"/>
+              </w:numPr>
+              <w:spacing w:line="360" w:lineRule="auto"/>
+              <w:rPr>
+                <w:rFonts w:ascii="Times New Roman" w:hAnsi="Times New Roman" w:cs="Times New Roman"/>
+                <w:sz w:val="24"/>
+                <w:szCs w:val="24"/>
+              </w:rPr>
+            </w:pPr>
+            <w:r>
+              <w:rPr>
+                <w:rFonts w:ascii="Times New Roman" w:hAnsi="Times New Roman" w:cs="Times New Roman"/>
+                <w:sz w:val="24"/>
+                <w:szCs w:val="24"/>
+              </w:rPr>
+              <w:t>Understand gesture</w:t>
+            </w:r>
+            <w:r>
+              <w:rPr>
+                <w:rFonts w:ascii="Times New Roman" w:hAnsi="Times New Roman" w:cs="Times New Roman"/>
+                <w:sz w:val="24"/>
+                <w:szCs w:val="24"/>
+              </w:rPr>
+              <w:t>s</w:t>
+            </w:r>
+            <w:r>
+              <w:rPr>
+                <w:rFonts w:ascii="Times New Roman" w:hAnsi="Times New Roman" w:cs="Times New Roman"/>
+                <w:sz w:val="24"/>
+                <w:szCs w:val="24"/>
+              </w:rPr>
+              <w:t xml:space="preserve"> from people and react to the gestures</w:t>
+            </w:r>
           </w:p>
         </w:tc>
       </w:tr>
@@ -624,8 +669,8 @@
             <w:pPr>
               <w:pStyle w:val="ListParagraph"/>
               <w:numPr>
-                <w:ilvl w:val="1"/>
-                <w:numId w:val="1"/>
+                <w:ilvl w:val="0"/>
+                <w:numId w:val="2"/>
               </w:numPr>
               <w:spacing w:line="360" w:lineRule="auto"/>
               <w:rPr>
@@ -634,6 +679,37 @@
                 <w:szCs w:val="24"/>
               </w:rPr>
             </w:pPr>
+            <w:r>
+              <w:rPr>
+                <w:rFonts w:ascii="Times New Roman" w:hAnsi="Times New Roman" w:cs="Times New Roman"/>
+                <w:sz w:val="24"/>
+                <w:szCs w:val="24"/>
+              </w:rPr>
+              <w:t>Two weeks to do tasks as outlined by client</w:t>
+            </w:r>
+          </w:p>
+          <w:p>
+            <w:pPr>
+              <w:pStyle w:val="ListParagraph"/>
+              <w:numPr>
+                <w:ilvl w:val="0"/>
+                <w:numId w:val="2"/>
+              </w:numPr>
+              <w:spacing w:line="360" w:lineRule="auto"/>
+              <w:rPr>
+                <w:rFonts w:ascii="Times New Roman" w:hAnsi="Times New Roman" w:cs="Times New Roman"/>
+                <w:sz w:val="24"/>
+                <w:szCs w:val="24"/>
+              </w:rPr>
+            </w:pPr>
+            <w:r>
+              <w:rPr>
+                <w:rFonts w:ascii="Times New Roman" w:hAnsi="Times New Roman" w:cs="Times New Roman"/>
+                <w:sz w:val="24"/>
+                <w:szCs w:val="24"/>
+              </w:rPr>
+              <w:t>Finish Sprint 1 deliverables using client feedback</w:t>
+            </w:r>
           </w:p>
         </w:tc>
       </w:tr>
@@ -701,6 +777,118 @@
 <file path=word/numbering.xml><?xml version="1.0" encoding="utf-8"?>
 <w:numbering xmlns:wpc="http://schemas.microsoft.com/office/word/2010/wordprocessingCanvas" xmlns:cx="http://schemas.microsoft.com/office/drawing/2014/chartex" xmlns:cx1="http://schemas.microsoft.com/office/drawing/2015/9/8/chartex" xmlns:cx2="http://schemas.microsoft.com/office/drawing/2015/10/21/chartex" xmlns:cx3="http://schemas.microsoft.com/office/drawing/2016/5/9/chartex" xmlns:cx4="http://schemas.microsoft.com/office/drawing/2016/5/10/chartex" xmlns:cx5="http://schemas.microsoft.com/office/drawing/2016/5/11/chartex" xmlns:cx6="http://schemas.microsoft.com/office/drawing/2016/5/12/chartex" xmlns:cx7="http://schemas.microsoft.com/office/drawing/2016/5/13/chartex" xmlns:cx8="http://schemas.microsoft.com/office/drawing/2016/5/14/chartex" xmlns:mc="http://schemas.openxmlformats.org/markup-compatibility/2006" xmlns:aink="http://schemas.microsoft.com/office/drawing/2016/ink" xmlns:am3d="http://schemas.microsoft.com/office/drawing/2017/model3d" xmlns:o="urn:schemas-microsoft-com:office:office" xmlns:oel="http://schemas.microsoft.com/office/2019/extlst" xmlns:r="http://schemas.openxmlformats.org/officeDocument/2006/relationships" xmlns:m="http://schemas.openxmlformats.org/officeDocument/2006/math" xmlns:v="urn:schemas-microsoft-com:vml" xmlns:wp14="http://schemas.microsoft.com/office/word/2010/wordprocessingDrawing" xmlns:wp="http://schemas.openxmlformats.org/drawingml/2006/wordprocessingDrawing" xmlns:w10="urn:schemas-microsoft-com:office:word" xmlns:w="http://schemas.openxmlformats.org/wordprocessingml/2006/main" xmlns:w14="http://schemas.microsoft.com/office/word/2010/wordml" xmlns:w15="http://schemas.microsoft.com/office/word/2012/wordml" xmlns:w16cei="http://schemas.microsoft.com/office/word/2026/wordml/cei" xmlns:w16cex="http://schemas.microsoft.com/office/word/2018/wordml/cex" xmlns:w16cid="http://schemas.microsoft.com/office/word/2016/wordml/cid" xmlns:w16="http://schemas.microsoft.com/office/word/2018/wordml" xmlns:w16du="http://schemas.microsoft.com/office/word/2023/wordml/word16du" xmlns:w16sdtdh="http://schemas.microsoft.com/office/word/2020/wordml/sdtdatahash" xmlns:w16sdtfl="http://schemas.microsoft.com/office/word/2024/wordml/sdtformatlock" xmlns:w16se="http://schemas.microsoft.com/office/word/2015/wordml/symex" xmlns:wpg="http://schemas.microsoft.com/office/word/2010/wordprocessingGroup" xmlns:wpi="http://schemas.microsoft.com/office/word/2010/wordprocessingInk" xmlns:wne="http://schemas.microsoft.com/office/word/2006/wordml" xmlns:wps="http://schemas.microsoft.com/office/word/2010/wordprocessingShape" mc:Ignorable="w14 w15 w16se w16cid w16 w16cex w16sdtdh w16sdtfl w16du wp14">
   <w:abstractNum w:abstractNumId="0" w15:restartNumberingAfterBreak="0">
+    <w:nsid w:val="0CD3215A"/>
+    <w:multiLevelType w:val="hybridMultilevel"/>
+    <w:tmpl w:val="4B0A2C2C"/>
+    <w:lvl w:ilvl="0" w:tplc="1206E9BA">
+      <w:numFmt w:val="bullet"/>
+      <w:lvlText w:val="-"/>
+      <w:lvlJc w:val="left"/>
+      <w:pPr>
+        <w:ind w:left="720" w:hanging="360"/>
+      </w:pPr>
+      <w:rPr>
+        <w:rFonts w:ascii="Times New Roman" w:eastAsiaTheme="minorEastAsia" w:hAnsi="Times New Roman" w:cs="Times New Roman" w:hint="default"/>
+      </w:rPr>
+    </w:lvl>
+    <w:lvl w:ilvl="1" w:tplc="0C090003" w:tentative="1">
+      <w:start w:val="1"/>
+      <w:numFmt w:val="bullet"/>
+      <w:lvlText w:val="o"/>
+      <w:lvlJc w:val="left"/>
+      <w:pPr>
+        <w:ind w:left="1440" w:hanging="360"/>
+      </w:pPr>
+      <w:rPr>
+        <w:rFonts w:ascii="Courier New" w:hAnsi="Courier New" w:cs="Courier New" w:hint="default"/>
+      </w:rPr>
+    </w:lvl>
+    <w:lvl w:ilvl="2" w:tplc="0C090005" w:tentative="1">
+      <w:start w:val="1"/>
+      <w:numFmt w:val="bullet"/>
+      <w:lvlText w:val=""/>
+      <w:lvlJc w:val="left"/>
+      <w:pPr>
+        <w:ind w:left="2160" w:hanging="360"/>
+      </w:pPr>
+      <w:rPr>
+        <w:rFonts w:ascii="Wingdings" w:hAnsi="Wingdings" w:hint="default"/>
+      </w:rPr>
+    </w:lvl>
+    <w:lvl w:ilvl="3" w:tplc="0C090001" w:tentative="1">
+      <w:start w:val="1"/>
+      <w:numFmt w:val="bullet"/>
+      <w:lvlText w:val=""/>
+      <w:lvlJc w:val="left"/>
+      <w:pPr>
+        <w:ind w:left="2880" w:hanging="360"/>
+      </w:pPr>
+      <w:rPr>
+        <w:rFonts w:ascii="Symbol" w:hAnsi="Symbol" w:hint="default"/>
+      </w:rPr>
+    </w:lvl>
+    <w:lvl w:ilvl="4" w:tplc="0C090003" w:tentative="1">
+      <w:start w:val="1"/>
+      <w:numFmt w:val="bullet"/>
+      <w:lvlText w:val="o"/>
+      <w:lvlJc w:val="left"/>
+      <w:pPr>
+        <w:ind w:left="3600" w:hanging="360"/>
+      </w:pPr>
+      <w:rPr>
+        <w:rFonts w:ascii="Courier New" w:hAnsi="Courier New" w:cs="Courier New" w:hint="default"/>
+      </w:rPr>
+    </w:lvl>
+    <w:lvl w:ilvl="5" w:tplc="0C090005" w:tentative="1">
+      <w:start w:val="1"/>
+      <w:numFmt w:val="bullet"/>
+      <w:lvlText w:val=""/>
+      <w:lvlJc w:val="left"/>
+      <w:pPr>
+        <w:ind w:left="4320" w:hanging="360"/>
+      </w:pPr>
+      <w:rPr>
+        <w:rFonts w:ascii="Wingdings" w:hAnsi="Wingdings" w:hint="default"/>
+      </w:rPr>
+    </w:lvl>
+    <w:lvl w:ilvl="6" w:tplc="0C090001" w:tentative="1">
+      <w:start w:val="1"/>
+      <w:numFmt w:val="bullet"/>
+      <w:lvlText w:val=""/>
+      <w:lvlJc w:val="left"/>
+      <w:pPr>
+        <w:ind w:left="5040" w:hanging="360"/>
+      </w:pPr>
+      <w:rPr>
+        <w:rFonts w:ascii="Symbol" w:hAnsi="Symbol" w:hint="default"/>
+      </w:rPr>
+    </w:lvl>
+    <w:lvl w:ilvl="7" w:tplc="0C090003" w:tentative="1">
+      <w:start w:val="1"/>
+      <w:numFmt w:val="bullet"/>
+      <w:lvlText w:val="o"/>
+      <w:lvlJc w:val="left"/>
+      <w:pPr>
+        <w:ind w:left="5760" w:hanging="360"/>
+      </w:pPr>
+      <w:rPr>
+        <w:rFonts w:ascii="Courier New" w:hAnsi="Courier New" w:cs="Courier New" w:hint="default"/>
+      </w:rPr>
+    </w:lvl>
+    <w:lvl w:ilvl="8" w:tplc="0C090005" w:tentative="1">
+      <w:start w:val="1"/>
+      <w:numFmt w:val="bullet"/>
+      <w:lvlText w:val=""/>
+      <w:lvlJc w:val="left"/>
+      <w:pPr>
+        <w:ind w:left="6480" w:hanging="360"/>
+      </w:pPr>
+      <w:rPr>
+        <w:rFonts w:ascii="Wingdings" w:hAnsi="Wingdings" w:hint="default"/>
+      </w:rPr>
+    </w:lvl>
+  </w:abstractNum>
+  <w:abstractNum w:abstractNumId="1" w15:restartNumberingAfterBreak="0">
     <w:nsid w:val="545C2257"/>
     <w:multiLevelType w:val="hybridMultilevel"/>
     <w:tmpl w:val="AC3AD162"/>
@@ -814,6 +1002,9 @@
     </w:lvl>
   </w:abstractNum>
   <w:num w:numId="1" w16cid:durableId="934095581">
+    <w:abstractNumId w:val="1"/>
+  </w:num>
+  <w:num w:numId="2" w16cid:durableId="820851568">
     <w:abstractNumId w:val="0"/>
   </w:num>
 </w:numbering>
